--- a/Image recognition.docx
+++ b/Image recognition.docx
@@ -16,7 +16,56 @@
           <w:rFonts w:ascii="Arial" w:hAnsi="Arial" w:cs="Arial"/>
           <w:szCs w:val="40"/>
         </w:rPr>
-        <w:t>Image recognition (For characters and Image)</w:t>
+        <w:t>AI</w:t>
+      </w:r>
+      <w:r>
+        <w:rPr>
+          <w:rFonts w:ascii="Arial" w:hAnsi="Arial" w:cs="Arial"/>
+          <w:szCs w:val="40"/>
+        </w:rPr>
+        <w:t xml:space="preserve"> </w:t>
+      </w:r>
+      <w:r>
+        <w:rPr>
+          <w:rFonts w:ascii="Arial" w:hAnsi="Arial" w:cs="Arial"/>
+          <w:szCs w:val="40"/>
+        </w:rPr>
+        <w:t>R</w:t>
+      </w:r>
+      <w:r>
+        <w:rPr>
+          <w:rFonts w:ascii="Arial" w:hAnsi="Arial" w:cs="Arial"/>
+          <w:szCs w:val="40"/>
+        </w:rPr>
+        <w:t xml:space="preserve">ecognition (For characters </w:t>
+      </w:r>
+      <w:r>
+        <w:rPr>
+          <w:rFonts w:ascii="Arial" w:hAnsi="Arial" w:cs="Arial"/>
+          <w:szCs w:val="40"/>
+        </w:rPr>
+        <w:t>,</w:t>
+      </w:r>
+      <w:r>
+        <w:rPr>
+          <w:rFonts w:ascii="Arial" w:hAnsi="Arial" w:cs="Arial"/>
+          <w:szCs w:val="40"/>
+        </w:rPr>
+        <w:t xml:space="preserve"> Image</w:t>
+      </w:r>
+      <w:r>
+        <w:rPr>
+          <w:rFonts w:ascii="Arial" w:hAnsi="Arial" w:cs="Arial"/>
+          <w:szCs w:val="40"/>
+        </w:rPr>
+        <w:t>s</w:t>
+      </w:r>
+      <w:r>
+        <w:rPr>
+          <w:rFonts w:ascii="Arial" w:hAnsi="Arial" w:cs="Arial"/>
+          <w:szCs w:val="40"/>
+        </w:rPr>
+        <w:t>)</w:t>
       </w:r>
     </w:p>
     <w:p/>
@@ -154,6 +203,50 @@
           <w:rFonts w:ascii="Arial" w:hAnsi="Arial" w:cs="Arial"/>
           <w:szCs w:val="24"/>
         </w:rPr>
+        <w:t>Why do we use bias? We use bias is because we do not want all the data to be concentrated to either 0’s or 1’s, all 0’s and 1’s is useless</w:t>
+      </w:r>
+      <w:r>
+        <w:rPr>
+          <w:rFonts w:ascii="Arial" w:hAnsi="Arial" w:cs="Arial"/>
+          <w:szCs w:val="24"/>
+        </w:rPr>
+        <w:t xml:space="preserve"> for prediction</w:t>
+      </w:r>
+      <w:r>
+        <w:rPr>
+          <w:rFonts w:ascii="Arial" w:hAnsi="Arial" w:cs="Arial"/>
+          <w:szCs w:val="24"/>
+        </w:rPr>
+        <w:t xml:space="preserve">. </w:t>
+      </w:r>
+      <w:r>
+        <w:rPr>
+          <w:rFonts w:ascii="Arial" w:hAnsi="Arial" w:cs="Arial"/>
+          <w:szCs w:val="24"/>
+        </w:rPr>
+        <w:t>So,</w:t>
+      </w:r>
+      <w:r>
+        <w:rPr>
+          <w:rFonts w:ascii="Arial" w:hAnsi="Arial" w:cs="Arial"/>
+          <w:szCs w:val="24"/>
+        </w:rPr>
+        <w:t xml:space="preserve"> we need to make a left (by minus a bias) or right (by adding a bias) shift to avoid this problem. </w:t>
+      </w:r>
+    </w:p>
+    <w:p>
+      <w:pPr>
+        <w:jc w:val="both"/>
+        <w:rPr>
+          <w:rFonts w:ascii="Arial" w:hAnsi="Arial" w:cs="Arial"/>
+          <w:szCs w:val="24"/>
+        </w:rPr>
+      </w:pPr>
+      <w:r>
+        <w:rPr>
+          <w:rFonts w:ascii="Arial" w:hAnsi="Arial" w:cs="Arial"/>
+          <w:szCs w:val="24"/>
+        </w:rPr>
         <w:t xml:space="preserve">Why do we use </w:t>
       </w:r>
       <w:proofErr w:type="spellStart"/>
@@ -191,21 +284,49 @@
           <w:rFonts w:ascii="Arial" w:hAnsi="Arial" w:cs="Arial"/>
           <w:szCs w:val="24"/>
         </w:rPr>
-        <w:t xml:space="preserve">if the maximum value is large, this means it is likely to be the shape of the edge and when passed to the </w:t>
-      </w:r>
-      <w:r>
-        <w:rPr>
-          <w:rFonts w:ascii="Arial" w:hAnsi="Arial" w:cs="Arial"/>
-          <w:szCs w:val="24"/>
-        </w:rPr>
-        <w:t>sigmoid</w:t>
-      </w:r>
-      <w:r>
-        <w:rPr>
-          <w:rFonts w:ascii="Arial" w:hAnsi="Arial" w:cs="Arial"/>
-          <w:szCs w:val="24"/>
-        </w:rPr>
-        <w:t xml:space="preserve"> activation function the output will be close to 1</w:t>
+        <w:t>if the maximum value is large, this means it is likely to be the shape of the edge</w:t>
+      </w:r>
+      <w:r>
+        <w:rPr>
+          <w:rFonts w:ascii="Arial" w:hAnsi="Arial" w:cs="Arial"/>
+          <w:szCs w:val="24"/>
+        </w:rPr>
+        <w:t>, you also need to pass to the sigmoid function in order to squeeze the value between 0 and 1, if</w:t>
+      </w:r>
+      <w:r>
+        <w:rPr>
+          <w:rFonts w:ascii="Arial" w:hAnsi="Arial" w:cs="Arial"/>
+          <w:szCs w:val="24"/>
+        </w:rPr>
+        <w:t xml:space="preserve"> the output</w:t>
+      </w:r>
+      <w:r>
+        <w:rPr>
+          <w:rFonts w:ascii="Arial" w:hAnsi="Arial" w:cs="Arial"/>
+          <w:szCs w:val="24"/>
+        </w:rPr>
+        <w:t xml:space="preserve"> value is large</w:t>
+      </w:r>
+      <w:r>
+        <w:rPr>
+          <w:rFonts w:ascii="Arial" w:hAnsi="Arial" w:cs="Arial"/>
+          <w:szCs w:val="24"/>
+        </w:rPr>
+        <w:t xml:space="preserve"> </w:t>
+      </w:r>
+      <w:r>
+        <w:rPr>
+          <w:rFonts w:ascii="Arial" w:hAnsi="Arial" w:cs="Arial"/>
+          <w:szCs w:val="24"/>
+        </w:rPr>
+        <w:t xml:space="preserve">then it </w:t>
+      </w:r>
+      <w:r>
+        <w:rPr>
+          <w:rFonts w:ascii="Arial" w:hAnsi="Arial" w:cs="Arial"/>
+          <w:szCs w:val="24"/>
+        </w:rPr>
+        <w:t>will be close to 1</w:t>
       </w:r>
       <w:r>
         <w:rPr>
@@ -390,7 +511,15 @@
           <w:rFonts w:ascii="Arial" w:hAnsi="Arial" w:cs="Arial"/>
           <w:szCs w:val="24"/>
         </w:rPr>
-        <w:t>” that appeared in the video. You just need to convert the video to frames of images and then search the “Flask</w:t>
+        <w:t xml:space="preserve">” that appeared in the video. You just need to convert the video to </w:t>
+      </w:r>
+      <w:r>
+        <w:rPr>
+          <w:rFonts w:ascii="Arial" w:hAnsi="Arial" w:cs="Arial"/>
+          <w:szCs w:val="24"/>
+        </w:rPr>
+        <w:lastRenderedPageBreak/>
+        <w:t>frames of images and then search the “Flask</w:t>
       </w:r>
       <w:r>
         <w:rPr>

--- a/Image recognition.docx
+++ b/Image recognition.docx
@@ -1,6 +1,6 @@
 
 <file path=word/document.xml><?xml version="1.0" encoding="utf-8"?>
-<w:document xmlns:wpc="http://schemas.microsoft.com/office/word/2010/wordprocessingCanvas" xmlns:cx="http://schemas.microsoft.com/office/drawing/2014/chartex" xmlns:cx1="http://schemas.microsoft.com/office/drawing/2015/9/8/chartex" xmlns:cx2="http://schemas.microsoft.com/office/drawing/2015/10/21/chartex" xmlns:cx3="http://schemas.microsoft.com/office/drawing/2016/5/9/chartex" xmlns:cx4="http://schemas.microsoft.com/office/drawing/2016/5/10/chartex" xmlns:cx5="http://schemas.microsoft.com/office/drawing/2016/5/11/chartex" xmlns:cx6="http://schemas.microsoft.com/office/drawing/2016/5/12/chartex" xmlns:cx7="http://schemas.microsoft.com/office/drawing/2016/5/13/chartex" xmlns:cx8="http://schemas.microsoft.com/office/drawing/2016/5/14/chartex" xmlns:mc="http://schemas.openxmlformats.org/markup-compatibility/2006" xmlns:aink="http://schemas.microsoft.com/office/drawing/2016/ink" xmlns:am3d="http://schemas.microsoft.com/office/drawing/2017/model3d" xmlns:o="urn:schemas-microsoft-com:office:office" xmlns:oel="http://schemas.microsoft.com/office/2019/extlst" xmlns:r="http://schemas.openxmlformats.org/officeDocument/2006/relationships" xmlns:m="http://schemas.openxmlformats.org/officeDocument/2006/math" xmlns:v="urn:schemas-microsoft-com:vml" xmlns:wp14="http://schemas.microsoft.com/office/word/2010/wordprocessingDrawing" xmlns:wp="http://schemas.openxmlformats.org/drawingml/2006/wordprocessingDrawing" xmlns:w10="urn:schemas-microsoft-com:office:word" xmlns:w="http://schemas.openxmlformats.org/wordprocessingml/2006/main" xmlns:w14="http://schemas.microsoft.com/office/word/2010/wordml" xmlns:w15="http://schemas.microsoft.com/office/word/2012/wordml" xmlns:w16cex="http://schemas.microsoft.com/office/word/2018/wordml/cex" xmlns:w16cid="http://schemas.microsoft.com/office/word/2016/wordml/cid" xmlns:w16="http://schemas.microsoft.com/office/word/2018/wordml" xmlns:w16du="http://schemas.microsoft.com/office/word/2023/wordml/word16du" xmlns:w16sdtdh="http://schemas.microsoft.com/office/word/2020/wordml/sdtdatahash" xmlns:w16sdtfl="http://schemas.microsoft.com/office/word/2024/wordml/sdtformatlock" xmlns:w16se="http://schemas.microsoft.com/office/word/2015/wordml/symex" xmlns:wpg="http://schemas.microsoft.com/office/word/2010/wordprocessingGroup" xmlns:wpi="http://schemas.microsoft.com/office/word/2010/wordprocessingInk" xmlns:wne="http://schemas.microsoft.com/office/word/2006/wordml" xmlns:wps="http://schemas.microsoft.com/office/word/2010/wordprocessingShape" mc:Ignorable="w14 w15 w16se w16cid w16 w16cex w16sdtdh w16sdtfl w16du wp14">
+<w:document xmlns:wpc="http://schemas.microsoft.com/office/word/2010/wordprocessingCanvas" xmlns:cx="http://schemas.microsoft.com/office/drawing/2014/chartex" xmlns:cx1="http://schemas.microsoft.com/office/drawing/2015/9/8/chartex" xmlns:cx2="http://schemas.microsoft.com/office/drawing/2015/10/21/chartex" xmlns:cx3="http://schemas.microsoft.com/office/drawing/2016/5/9/chartex" xmlns:cx4="http://schemas.microsoft.com/office/drawing/2016/5/10/chartex" xmlns:cx5="http://schemas.microsoft.com/office/drawing/2016/5/11/chartex" xmlns:cx6="http://schemas.microsoft.com/office/drawing/2016/5/12/chartex" xmlns:cx7="http://schemas.microsoft.com/office/drawing/2016/5/13/chartex" xmlns:cx8="http://schemas.microsoft.com/office/drawing/2016/5/14/chartex" xmlns:mc="http://schemas.openxmlformats.org/markup-compatibility/2006" xmlns:m="http://schemas.openxmlformats.org/officeDocument/2006/math" xmlns:aink="http://schemas.microsoft.com/office/drawing/2016/ink" xmlns:am3d="http://schemas.microsoft.com/office/drawing/2017/model3d" xmlns:oel="http://schemas.microsoft.com/office/2019/extlst" xmlns:r="http://schemas.openxmlformats.org/officeDocument/2006/relationships" xmlns:wp14="http://schemas.microsoft.com/office/word/2010/wordprocessingDrawing" xmlns:wp="http://schemas.openxmlformats.org/drawingml/2006/wordprocessingDrawing" xmlns:wpg="http://schemas.microsoft.com/office/word/2010/wordprocessingGroup" xmlns:wpi="http://schemas.microsoft.com/office/word/2010/wordprocessingInk" xmlns:wps="http://schemas.microsoft.com/office/word/2010/wordprocessingShape" xmlns:o="urn:schemas-microsoft-com:office:office" xmlns:v="urn:schemas-microsoft-com:vml" xmlns:w10="urn:schemas-microsoft-com:office:word" xmlns:w="http://schemas.openxmlformats.org/wordprocessingml/2006/main" xmlns:w14="http://schemas.microsoft.com/office/word/2010/wordml" xmlns:w15="http://schemas.microsoft.com/office/word/2012/wordml" xmlns:w16cei="http://schemas.microsoft.com/office/word/2026/wordml/cei" xmlns:w16cex="http://schemas.microsoft.com/office/word/2018/wordml/cex" xmlns:w16cid="http://schemas.microsoft.com/office/word/2016/wordml/cid" xmlns:w16="http://schemas.microsoft.com/office/word/2018/wordml" xmlns:w16sdtdh="http://schemas.microsoft.com/office/word/2020/wordml/sdtdatahash" xmlns:w16sdtfl="http://schemas.microsoft.com/office/word/2024/wordml/sdtformatlock" xmlns:w16se="http://schemas.microsoft.com/office/word/2015/wordml/symex" xmlns:w16du="http://schemas.microsoft.com/office/word/2023/wordml/word16du" xmlns:wne="http://schemas.microsoft.com/office/word/2006/wordml" mc:Ignorable="w14 w15 w16se w16cid w16 w16cex w16sdtdh w16sdtfl w16du wp14">
   <w:body>
     <w:p>
       <w:pPr>
@@ -130,7 +130,184 @@
           <w:rFonts w:ascii="Arial" w:hAnsi="Arial" w:cs="Arial"/>
           <w:szCs w:val="24"/>
         </w:rPr>
-        <w:t xml:space="preserve">. When we train the neural network for the letter “a”, all the </w:t>
+        <w:t xml:space="preserve">. </w:t>
+      </w:r>
+      <w:r>
+        <w:rPr>
+          <w:rFonts w:ascii="Arial" w:hAnsi="Arial" w:cs="Arial"/>
+          <w:szCs w:val="24"/>
+        </w:rPr>
+        <w:t>The input we use is the answer letter “</w:t>
+      </w:r>
+      <w:r>
+        <w:rPr>
+          <w:rFonts w:ascii="Arial" w:hAnsi="Arial" w:cs="Arial"/>
+          <w:szCs w:val="24"/>
+        </w:rPr>
+        <w:t>a”, 3</w:t>
+      </w:r>
+      <w:r>
+        <w:rPr>
+          <w:rFonts w:ascii="Arial" w:hAnsi="Arial" w:cs="Arial"/>
+          <w:szCs w:val="24"/>
+        </w:rPr>
+        <w:t xml:space="preserve"> * 3 input grey scale</w:t>
+      </w:r>
+      <w:r>
+        <w:rPr>
+          <w:rFonts w:ascii="Arial" w:hAnsi="Arial" w:cs="Arial"/>
+          <w:szCs w:val="24"/>
+        </w:rPr>
+        <w:t xml:space="preserve"> (a total of 9 inputs because</w:t>
+      </w:r>
+      <w:r>
+        <w:rPr>
+          <w:rFonts w:ascii="Arial" w:hAnsi="Arial" w:cs="Arial"/>
+          <w:szCs w:val="24"/>
+        </w:rPr>
+        <w:t xml:space="preserve"> of</w:t>
+      </w:r>
+      <w:r>
+        <w:rPr>
+          <w:rFonts w:ascii="Arial" w:hAnsi="Arial" w:cs="Arial"/>
+          <w:szCs w:val="24"/>
+        </w:rPr>
+        <w:t xml:space="preserve"> 3 * 3)</w:t>
+      </w:r>
+      <w:r>
+        <w:rPr>
+          <w:rFonts w:ascii="Arial" w:hAnsi="Arial" w:cs="Arial"/>
+          <w:szCs w:val="24"/>
+        </w:rPr>
+        <w:t xml:space="preserve">. </w:t>
+      </w:r>
+      <w:r>
+        <w:rPr>
+          <w:rFonts w:ascii="Arial" w:hAnsi="Arial" w:cs="Arial"/>
+          <w:szCs w:val="24"/>
+        </w:rPr>
+        <w:t xml:space="preserve">The output we use </w:t>
+      </w:r>
+      <w:r>
+        <w:rPr>
+          <w:rFonts w:ascii="Arial" w:hAnsi="Arial" w:cs="Arial"/>
+          <w:szCs w:val="24"/>
+        </w:rPr>
+        <w:t>is the summation of shape “a” of all the 9 cells (a total of 9 cells because of 3 * 3</w:t>
+      </w:r>
+      <w:r>
+        <w:rPr>
+          <w:rFonts w:ascii="Arial" w:hAnsi="Arial" w:cs="Arial"/>
+          <w:szCs w:val="24"/>
+        </w:rPr>
+        <w:t>)</w:t>
+      </w:r>
+      <w:r>
+        <w:rPr>
+          <w:rFonts w:ascii="Arial" w:hAnsi="Arial" w:cs="Arial"/>
+          <w:szCs w:val="24"/>
+        </w:rPr>
+        <w:t>.</w:t>
+      </w:r>
+      <w:r>
+        <w:rPr>
+          <w:rFonts w:ascii="Arial" w:hAnsi="Arial" w:cs="Arial"/>
+          <w:szCs w:val="24"/>
+        </w:rPr>
+        <w:t xml:space="preserve"> For example, the input for answer letter “a” is 0.01, 0.15, 0, 0.44, 0.5, 0, 0.39, 0.6, 0.17 which correspond to the output of shape “a</w:t>
+      </w:r>
+      <w:r>
+        <w:rPr>
+          <w:rFonts w:ascii="Arial" w:hAnsi="Arial" w:cs="Arial"/>
+          <w:szCs w:val="24"/>
+        </w:rPr>
+        <w:t>”, 0</w:t>
+      </w:r>
+      <w:r>
+        <w:rPr>
+          <w:rFonts w:ascii="Arial" w:hAnsi="Arial" w:cs="Arial"/>
+          <w:szCs w:val="24"/>
+        </w:rPr>
+        <w:t xml:space="preserve"> + 0.3 + 0.01 + 0.15 + 0.19 + 0.2 + 0.17 + 0 + 0, when summed the output is </w:t>
+      </w:r>
+      <w:r>
+        <w:rPr>
+          <w:rFonts w:ascii="Arial" w:hAnsi="Arial" w:cs="Arial"/>
+          <w:szCs w:val="24"/>
+        </w:rPr>
+        <w:t>1.02</w:t>
+      </w:r>
+      <w:r>
+        <w:rPr>
+          <w:rFonts w:ascii="Arial" w:hAnsi="Arial" w:cs="Arial"/>
+          <w:szCs w:val="24"/>
+        </w:rPr>
+        <w:t>. We use gradient descent to calculate the error and adjust the weights and biases. To calculate the gradient descent, we need to figure out the sum of square residual. Then you might ask what is the x and y axis</w:t>
+      </w:r>
+      <w:r>
+        <w:rPr>
+          <w:rFonts w:ascii="Arial" w:hAnsi="Arial" w:cs="Arial"/>
+          <w:szCs w:val="24"/>
+        </w:rPr>
+        <w:t xml:space="preserve"> when calculate the sum of square residual</w:t>
+      </w:r>
+      <w:r>
+        <w:rPr>
+          <w:rFonts w:ascii="Arial" w:hAnsi="Arial" w:cs="Arial"/>
+          <w:szCs w:val="24"/>
+        </w:rPr>
+        <w:t>? X axis is the position of the 9 cells, that is 1 to 9</w:t>
+      </w:r>
+      <w:r>
+        <w:rPr>
+          <w:rFonts w:ascii="Arial" w:hAnsi="Arial" w:cs="Arial"/>
+          <w:szCs w:val="24"/>
+        </w:rPr>
+        <w:t xml:space="preserve">, y axis is the grey scale that correspond to the 9 cells. </w:t>
+      </w:r>
+      <w:r>
+        <w:rPr>
+          <w:rFonts w:ascii="Arial" w:hAnsi="Arial" w:cs="Arial"/>
+          <w:szCs w:val="24"/>
+        </w:rPr>
+        <w:t>Then you can calculate the sum of square residual</w:t>
+      </w:r>
+      <w:r>
+        <w:rPr>
+          <w:rFonts w:ascii="Arial" w:hAnsi="Arial" w:cs="Arial"/>
+          <w:szCs w:val="24"/>
+        </w:rPr>
+        <w:t xml:space="preserve"> by plotting the graph</w:t>
+      </w:r>
+      <w:r>
+        <w:rPr>
+          <w:rFonts w:ascii="Arial" w:hAnsi="Arial" w:cs="Arial"/>
+          <w:szCs w:val="24"/>
+        </w:rPr>
+        <w:t xml:space="preserve">. </w:t>
+      </w:r>
+      <w:r>
+        <w:rPr>
+          <w:rFonts w:ascii="Arial" w:hAnsi="Arial" w:cs="Arial"/>
+          <w:szCs w:val="24"/>
+        </w:rPr>
+        <w:t xml:space="preserve"> </w:t>
+      </w:r>
+    </w:p>
+    <w:p>
+      <w:pPr>
+        <w:jc w:val="both"/>
+        <w:rPr>
+          <w:rFonts w:ascii="Arial" w:hAnsi="Arial" w:cs="Arial"/>
+          <w:szCs w:val="24"/>
+        </w:rPr>
+      </w:pPr>
+      <w:r>
+        <w:rPr>
+          <w:rFonts w:ascii="Arial" w:hAnsi="Arial" w:cs="Arial"/>
+          <w:szCs w:val="24"/>
+        </w:rPr>
+        <w:t xml:space="preserve">When we train the neural network for the letter “a”, all the </w:t>
       </w:r>
       <w:r>
         <w:rPr>
@@ -431,7 +608,15 @@
           <w:rFonts w:ascii="Arial" w:hAnsi="Arial" w:cs="Arial"/>
           <w:szCs w:val="24"/>
         </w:rPr>
-        <w:t>is that the “Lion” must be a self-portrait. If there is dog together with a Lion, this approach fails to predict. To handle this problem, we can use a sliding window approach that is the image “Lion</w:t>
+        <w:t xml:space="preserve">is that the “Lion” must be a self-portrait. If there </w:t>
+      </w:r>
+      <w:r>
+        <w:rPr>
+          <w:rFonts w:ascii="Arial" w:hAnsi="Arial" w:cs="Arial"/>
+          <w:szCs w:val="24"/>
+        </w:rPr>
+        <w:lastRenderedPageBreak/>
+        <w:t>is dog together with a Lion, this approach fails to predict. To handle this problem, we can use a sliding window approach that is the image “Lion</w:t>
       </w:r>
       <w:r>
         <w:rPr>
@@ -511,15 +696,7 @@
           <w:rFonts w:ascii="Arial" w:hAnsi="Arial" w:cs="Arial"/>
           <w:szCs w:val="24"/>
         </w:rPr>
-        <w:t xml:space="preserve">” that appeared in the video. You just need to convert the video to </w:t>
-      </w:r>
-      <w:r>
-        <w:rPr>
-          <w:rFonts w:ascii="Arial" w:hAnsi="Arial" w:cs="Arial"/>
-          <w:szCs w:val="24"/>
-        </w:rPr>
-        <w:lastRenderedPageBreak/>
-        <w:t>frames of images and then search the “Flask</w:t>
+        <w:t>” that appeared in the video. You just need to convert the video to frames of images and then search the “Flask</w:t>
       </w:r>
       <w:r>
         <w:rPr>
@@ -1059,7 +1236,7 @@
 </file>
 
 <file path=word/styles.xml><?xml version="1.0" encoding="utf-8"?>
-<w:styles xmlns:mc="http://schemas.openxmlformats.org/markup-compatibility/2006" xmlns:r="http://schemas.openxmlformats.org/officeDocument/2006/relationships" xmlns:w="http://schemas.openxmlformats.org/wordprocessingml/2006/main" xmlns:w14="http://schemas.microsoft.com/office/word/2010/wordml" xmlns:w15="http://schemas.microsoft.com/office/word/2012/wordml" xmlns:w16cex="http://schemas.microsoft.com/office/word/2018/wordml/cex" xmlns:w16cid="http://schemas.microsoft.com/office/word/2016/wordml/cid" xmlns:w16="http://schemas.microsoft.com/office/word/2018/wordml" xmlns:w16du="http://schemas.microsoft.com/office/word/2023/wordml/word16du" xmlns:w16sdtdh="http://schemas.microsoft.com/office/word/2020/wordml/sdtdatahash" xmlns:w16sdtfl="http://schemas.microsoft.com/office/word/2024/wordml/sdtformatlock" xmlns:w16se="http://schemas.microsoft.com/office/word/2015/wordml/symex" mc:Ignorable="w14 w15 w16se w16cid w16 w16cex w16sdtdh w16sdtfl w16du">
+<w:styles xmlns:mc="http://schemas.openxmlformats.org/markup-compatibility/2006" xmlns:r="http://schemas.openxmlformats.org/officeDocument/2006/relationships" xmlns:w="http://schemas.openxmlformats.org/wordprocessingml/2006/main" xmlns:w14="http://schemas.microsoft.com/office/word/2010/wordml" xmlns:w15="http://schemas.microsoft.com/office/word/2012/wordml" xmlns:w16cex="http://schemas.microsoft.com/office/word/2018/wordml/cex" xmlns:w16cid="http://schemas.microsoft.com/office/word/2016/wordml/cid" xmlns:w16="http://schemas.microsoft.com/office/word/2018/wordml" xmlns:w16sdtdh="http://schemas.microsoft.com/office/word/2020/wordml/sdtdatahash" xmlns:w16sdtfl="http://schemas.microsoft.com/office/word/2024/wordml/sdtformatlock" xmlns:w16se="http://schemas.microsoft.com/office/word/2015/wordml/symex" xmlns:w16du="http://schemas.microsoft.com/office/word/2023/wordml/word16du" mc:Ignorable="w14 w15 w16se w16cid w16 w16cex w16sdtdh w16sdtfl w16du">
   <w:docDefaults>
     <w:rPrDefault>
       <w:rPr>

--- a/Image recognition.docx
+++ b/Image recognition.docx
@@ -221,28 +221,7 @@
           <w:rFonts w:ascii="Arial" w:hAnsi="Arial" w:cs="Arial"/>
           <w:szCs w:val="24"/>
         </w:rPr>
-        <w:t>”, 0</w:t>
-      </w:r>
-      <w:r>
-        <w:rPr>
-          <w:rFonts w:ascii="Arial" w:hAnsi="Arial" w:cs="Arial"/>
-          <w:szCs w:val="24"/>
-        </w:rPr>
-        <w:t xml:space="preserve"> + 0.3 + 0.01 + 0.15 + 0.19 + 0.2 + 0.17 + 0 + 0, when summed the output is </w:t>
-      </w:r>
-      <w:r>
-        <w:rPr>
-          <w:rFonts w:ascii="Arial" w:hAnsi="Arial" w:cs="Arial"/>
-          <w:szCs w:val="24"/>
-        </w:rPr>
-        <w:t>1.02</w:t>
-      </w:r>
-      <w:r>
-        <w:rPr>
-          <w:rFonts w:ascii="Arial" w:hAnsi="Arial" w:cs="Arial"/>
-          <w:szCs w:val="24"/>
-        </w:rPr>
-        <w:t>. We use gradient descent to calculate the error and adjust the weights and biases. To calculate the gradient descent, we need to figure out the sum of square residual. Then you might ask what is the x and y axis</w:t>
+        <w:t>”. We use gradient descent to calculate the error and adjust the weights and biases. To calculate the gradient descent, we need to figure out the sum of square residual. Then you might ask what is the x and y axis</w:t>
       </w:r>
       <w:r>
         <w:rPr>

--- a/Image recognition.docx
+++ b/Image recognition.docx
@@ -193,7 +193,7 @@
           <w:rFonts w:ascii="Arial" w:hAnsi="Arial" w:cs="Arial"/>
           <w:szCs w:val="24"/>
         </w:rPr>
-        <w:t>is the summation of shape “a” of all the 9 cells (a total of 9 cells because of 3 * 3</w:t>
+        <w:t>is the shape “a” of all the 9 cells (a total of 9 cells because of 3 * 3</w:t>
       </w:r>
       <w:r>
         <w:rPr>
@@ -221,7 +221,35 @@
           <w:rFonts w:ascii="Arial" w:hAnsi="Arial" w:cs="Arial"/>
           <w:szCs w:val="24"/>
         </w:rPr>
-        <w:t>”. We use gradient descent to calculate the error and adjust the weights and biases. To calculate the gradient descent, we need to figure out the sum of square residual. Then you might ask what is the x and y axis</w:t>
+        <w:t>”</w:t>
+      </w:r>
+      <w:r>
+        <w:rPr>
+          <w:rFonts w:ascii="Arial" w:hAnsi="Arial" w:cs="Arial"/>
+          <w:szCs w:val="24"/>
+        </w:rPr>
+        <w:t xml:space="preserve"> 0, 0.3, 0.01, 0.15, 0.19, 0.2, 0.17,0 ,0</w:t>
+      </w:r>
+      <w:r>
+        <w:rPr>
+          <w:rFonts w:ascii="Arial" w:hAnsi="Arial" w:cs="Arial"/>
+          <w:szCs w:val="24"/>
+        </w:rPr>
+        <w:t>. We use gradient descent to calculate the error</w:t>
+      </w:r>
+      <w:r>
+        <w:rPr>
+          <w:rFonts w:ascii="Arial" w:hAnsi="Arial" w:cs="Arial"/>
+          <w:szCs w:val="24"/>
+        </w:rPr>
+        <w:t xml:space="preserve"> between the output</w:t>
+      </w:r>
+      <w:r>
+        <w:rPr>
+          <w:rFonts w:ascii="Arial" w:hAnsi="Arial" w:cs="Arial"/>
+          <w:szCs w:val="24"/>
+        </w:rPr>
+        <w:t xml:space="preserve"> and adjust the weights and biases. To calculate the gradient descent, we need to figure out the sum of square residual. Then you might ask what is the x and y axis</w:t>
       </w:r>
       <w:r>
         <w:rPr>
